--- a/jansahayak/Team Members.docx
+++ b/jansahayak/Team Members.docx
@@ -25,13 +25,9 @@
             <w:tcW w:w="1732" w:type="dxa"/>
           </w:tcPr>
           <w:p>
-            <w:proofErr w:type="spellStart"/>
-            <w:proofErr w:type="gramStart"/>
             <w:r>
               <w:t>Sr.No</w:t>
             </w:r>
-            <w:proofErr w:type="spellEnd"/>
-            <w:proofErr w:type="gramEnd"/>
           </w:p>
         </w:tc>
         <w:tc>
@@ -49,11 +45,9 @@
             <w:tcW w:w="1771" w:type="dxa"/>
           </w:tcPr>
           <w:p>
-            <w:proofErr w:type="spellStart"/>
             <w:r>
               <w:t>Enrollment</w:t>
             </w:r>
-            <w:proofErr w:type="spellEnd"/>
           </w:p>
         </w:tc>
         <w:tc>
@@ -152,13 +146,8 @@
           </w:tcPr>
           <w:p>
             <w:r>
-              <w:t xml:space="preserve">Shivansh </w:t>
-            </w:r>
-            <w:proofErr w:type="spellStart"/>
-            <w:r>
-              <w:t>Kanodiya</w:t>
-            </w:r>
-            <w:proofErr w:type="spellEnd"/>
+              <w:t>Shivansh Kanodiya</w:t>
+            </w:r>
           </w:p>
         </w:tc>
         <w:tc>
@@ -187,10 +176,7 @@
           </w:tcPr>
           <w:p>
             <w:r>
-              <w:t>shivansh_vk</w:t>
-            </w:r>
-            <w:r>
-              <w:t>@ee.iitr.ac.in</w:t>
+              <w:t>shivansh_vk@ee.iitr.ac.in</w:t>
             </w:r>
           </w:p>
         </w:tc>
@@ -245,10 +231,7 @@
           </w:tcPr>
           <w:p>
             <w:r>
-              <w:t>shashank_s</w:t>
-            </w:r>
-            <w:r>
-              <w:t>@ee.iitr.ac.in</w:t>
+              <w:t>shashank_s@ee.iitr.ac.in</w:t>
             </w:r>
           </w:p>
         </w:tc>
@@ -303,10 +286,7 @@
           </w:tcPr>
           <w:p>
             <w:r>
-              <w:t>satyam_s</w:t>
-            </w:r>
-            <w:r>
-              <w:t>@ee.iitr.ac.in</w:t>
+              <w:t>satyam_s@ee.iitr.ac.in</w:t>
             </w:r>
           </w:p>
         </w:tc>
@@ -331,13 +311,8 @@
           </w:tcPr>
           <w:p>
             <w:r>
-              <w:t xml:space="preserve">Prince </w:t>
-            </w:r>
-            <w:proofErr w:type="spellStart"/>
-            <w:r>
-              <w:t>Peelwa</w:t>
-            </w:r>
-            <w:proofErr w:type="spellEnd"/>
+              <w:t>Prince Peelwa</w:t>
+            </w:r>
           </w:p>
         </w:tc>
         <w:tc>
@@ -366,15 +341,34 @@
           </w:tcPr>
           <w:p>
             <w:r>
-              <w:t>prince_p</w:t>
-            </w:r>
-            <w:r>
-              <w:t>@ee.iitr.ac.in</w:t>
+              <w:t>prince_p@ee.iitr.ac.in</w:t>
             </w:r>
           </w:p>
         </w:tc>
       </w:tr>
     </w:tbl>
+    <w:p>
+      <w:pPr>
+        <w:jc w:val="center"/>
+        <w:rPr>
+          <w:b/>
+          <w:bCs/>
+          <w:sz w:val="40"/>
+          <w:szCs w:val="40"/>
+          <w:u w:val="single"/>
+        </w:rPr>
+      </w:pPr>
+      <w:r>
+        <w:rPr>
+          <w:b/>
+          <w:bCs/>
+          <w:sz w:val="40"/>
+          <w:szCs w:val="40"/>
+          <w:u w:val="single"/>
+        </w:rPr>
+        <w:t>Team Name- Nexus Nova</w:t>
+      </w:r>
+    </w:p>
     <w:p>
       <w:pPr>
         <w:jc w:val="center"/>
